--- a/companies/calderwood-partners/Firm/Firm Overview 2020 v3.docx
+++ b/companies/calderwood-partners/Firm/Firm Overview 2020 v3.docx
@@ -7,12 +7,12 @@
         <w:pStyle w:val="Heading1"/>
       </w:pPr>
       <w:r>
-        <w:t>An Overview of Calderwood Partners</w:t>
+        <w:t>About Calderwood Partners</w:t>
       </w:r>
     </w:p>
     <w:p>
       <w:r>
-        <w:t>Calderwood Partners is a general management consulting firm founded in 2007. For more than a decade we have worked with mid-market industrial and services companies on the questions that decide how well a business runs and where its next gains will come from. Our clients tend to be companies of a particular size: substantial enough to carry real complexity across their functions, and compact enough that a change decided at the top moves through the organization in a quarter or two rather than over a generation. Many come to us at a threshold, a moment when the question in front of the business has grown larger than the answers already inside it. This overview describes the practice, the kind of work we take on, and the way we run it.</w:t>
+        <w:t>Calderwood Partners has advised mid-market industrial and services companies since its founding in 2007, working as a general management consultancy on the small number of questions that decide whether a business is earning its keep: whether its operating model still fits the company it has grown into, where its cost has stopped buying anything, and where it can still find growth without borrowing against several years to pay for it. Being a general firm is a choice we make on purpose and hold to, because we would rather take the measure of one company in full before reaching for a method to lay across it, and we would sooner describe an engagement by the decision it was meant to serve than by whatever framework happened to be useful along the way.</w:t>
       </w:r>
     </w:p>
     <w:p>
@@ -20,12 +20,12 @@
         <w:pStyle w:val="Heading2"/>
       </w:pPr>
       <w:r>
-        <w:t>The practice</w:t>
+        <w:t>The questions we help answer</w:t>
       </w:r>
     </w:p>
     <w:p>
       <w:r>
-        <w:t>Our work divides into three related areas. Operating model concerns how a company is assembled: where authority sits, how the functions fit one another, and whether the structure still matches the business the company has grown into. Cost is the discipline of seeing the cost base plainly and deciding what to change in it without damaging the parts of the company that actually earn. Growth, for most of the clients we serve, is less about new markets than about taking more from the ones already held, through the channels and customers a business already has. The boundaries between the three are porous, and a considerable part of any engagement's opening weeks is given over to establishing which problem is the one worth the firm's time and the client's.</w:t>
+        <w:t>Our work falls into three related areas, and few engagements keep to just one of them, since inside a running company the three are not separable in the tidy way a heading suggests. The operating model is the first: the way a company is organized, the places its decisions are actually made, and whether the structure carrying it still matches its present size rather than an earlier one it has since outgrown. Cost is the second, where we help a management team see clearly what it spends and against what return, and separate the spending that earns its place from the spending that has quietly accumulated and never been asked to justify itself. The third is growth pursued with discipline: a tighter commercial focus, pricing set with more deliberation, a considered move into a neighboring market or channel rather than a leap taken on optimism.</w:t>
       </w:r>
     </w:p>
     <w:p>
@@ -33,12 +33,12 @@
         <w:pStyle w:val="Heading2"/>
       </w:pPr>
       <w:r>
-        <w:t>A selection of engagements</w:t>
+        <w:t>The shape of an engagement</w:t>
       </w:r>
     </w:p>
     <w:p>
       <w:r>
-        <w:t>When a prospective client asks what the work looks like in practice, we point to a set of engagements chosen to show its range rather than to enumerate it. From the firm's earlier years, the selection includes our work with Hughes Group, Brown and Sons, Key Group, Carroll, Merritt and Williams, Garza, Leblanc and Porter, Poole, Mcknight and Rush, Scott, Smith and Edwards, Stark-Wilson, and Garcia-Werner. From more recent years it includes Walker-Murray, Pacheco-Casey, Johnson, Lopez and Brooks, Hughes Group, Brown and Sons, Key Group, Carroll, Merritt and Williams, Garza, Leblanc and Porter, Poole, Mcknight and Rush, Scott, Smith and Edwards, and Stark-Wilson. These are illustrations, drawn from a broader body of work, of the problems we are asked to solve and the way we run a file. They should be read for the character of an engagement here, not as a complete account of the firm's clients or a gauge of its size.</w:t>
+        <w:t>Our teams are small and led from the front, so that the senior people a client sits with at the outset are the ones still carrying the work at the close, and experienced enough that the judgment a difficult call requires is present in the room and not summoned from elsewhere when it is needed. We take some care over how scope is written, because a scope that reaches past what the evidence can bear turns into a problem for the client first and for us shortly afterward. Each engagement begins with a letter fixing its scope, its fees, and its terms, and then runs through working sessions with the client's own team, steady reporting to the executive who sponsors it, and deliverables cut to the decision at hand rather than to a schedule. We try throughout to state what we can support, to be equally frank about where a conclusion is provisional, and to raise a finding a client would rather not hear while there is still time for it to matter.</w:t>
       </w:r>
     </w:p>
     <w:p>
@@ -46,12 +46,17 @@
         <w:pStyle w:val="Heading2"/>
       </w:pPr>
       <w:r>
-        <w:t>How an engagement proceeds</w:t>
+        <w:t>Representative engagements, 2008 to 2020</w:t>
       </w:r>
     </w:p>
     <w:p>
       <w:r>
-        <w:t>Each engagement opens with a letter that sets scope, fee, and terms, and a kickoff that frames the first weeks. The cadence after that is deliberate. Working sessions with the client team are written up as minutes. The executive who holds the relationship receives a status report at regular intervals. A briefing to the wider group follows once the analysis can stand up to questioning. Between those fixed points runs a steady exchange of shorter notes on data, access, and scheduling, often a day or two between replies. We carry a contained number of engagements at any one time and keep the same people on a file from first meeting to last, so that a client never has to reintroduce its situation to a team that has turned over beneath it.</w:t>
+        <w:t>The engagements set down here are a representative sample of the firm's work across the years from 2008 to 2020, gathered to show the breadth of situation we are called into and not to serve as an account of whom we act for. From the earliest years there is Hughes Group, and then the run of 2009 engagements that took us from operating model to cost, among them Brown and Sons, Key Group, Carroll, Merritt and Williams, and Garza, Leblanc and Porter. The work carried on with Poole, Mcknight and Rush, then Scott, Smith and Edwards and Stark-Wilson, and through the middle of the last decade with Garcia-Werner, Walker-Murray, Pacheco-Casey, Johnson, Lopez and Brooks, and Hughes Group. In the years since we have advised Brown and Sons and Key Group, and more recently Carroll, Merritt and Williams, Garza, Leblanc and Porter, and Poole, Mcknight and Rush, and most recently Scott, Smith and Edwards and Stark-Wilson. Across the whole of it the sample leans toward operating-model work in some engagements, a cost program in others, and a commercial or growth question in the rest, which is only what a general practice looks like when viewed from outside and not a single method presented under a succession of names.</w:t>
+      </w:r>
+    </w:p>
+    <w:p>
+      <w:r>
+        <w:t>These examples are illustrative and should be read as such. They are a portion of the firm's work over these years, chosen to show range, and are not meant to describe everything we do or to mark the limits of the industries and company sizes we are able to serve. Every engagement answered a specific decision a client's leadership was facing, and every one was scoped, staffed, and conducted on its own terms, which is why we are reluctant to offer past work as a template that a new situation can simply be fitted into; the resemblance between two companies is usually thinner than it first looks, and most of what we add begins where that resemblance gives out.</w:t>
       </w:r>
     </w:p>
     <w:p>
@@ -59,12 +64,12 @@
         <w:pStyle w:val="Heading2"/>
       </w:pPr>
       <w:r>
-        <w:t>How the firm is led</w:t>
+        <w:t>Getting in touch</w:t>
       </w:r>
     </w:p>
     <w:p>
       <w:r>
-        <w:t>Julie Ramsey, Managing Principal, leads the firm and decides what work it will put its name to. She holds everything that leaves the office to a plain standard, and the writing in a Calderwood engagement reflects it: the recommendation stated early, the analysis left to carry the weight, the hedging struck. Below her the practice is run by a compact group of principals, engagement managers, associates, and research staff who move across engagements as the work calls for them. A company weighing one of these questions is welcome to ask for references and to talk the matter through before any letter is drawn. When the fit is right, the letter comes first, and scope, fee, and terms are set in writing before work begins.</w:t>
+        <w:t>If your company is weighing a question that resembles one of these, the useful first step is not a proposal but a conversation about what it is you are actually trying to decide, since that is where we can tell you honestly whether we are the right firm for the problem or whether we are not. Inquiries, and requests to talk through a particular situation in confidence, may be directed to Julie Ramsey, Managing Principal.</w:t>
       </w:r>
     </w:p>
     <w:sectPr>
